--- a/test/人物分析系列.docx
+++ b/test/人物分析系列.docx
@@ -31,6 +31,28 @@
     </w:p>
     <w:p>
       <w:pPr>
+        <w:pStyle w:val="1"/>
+        <w:numPr>
+          <w:ilvl w:val="0"/>
+          <w:numId w:val="1"/>
+        </w:numPr>
+        <w:rPr>
+          <w:rFonts w:eastAsia="宋体" w:hint="eastAsia"/>
+          <w:b/>
+          <w:color w:val="auto"/>
+        </w:rPr>
+      </w:pPr>
+      <w:r>
+        <w:rPr>
+          <w:rFonts w:eastAsia="宋体" w:hint="eastAsia"/>
+          <w:b/>
+          <w:color w:val="auto"/>
+        </w:rPr>
+        <w:t>第一篇</w:t>
+      </w:r>
+    </w:p>
+    <w:p>
+      <w:pPr>
         <w:spacing w:line="360" w:lineRule="auto"/>
         <w:ind w:firstLineChars="200" w:firstLine="420"/>
         <w:rPr>
@@ -41,11 +63,33 @@
         <w:rPr>
           <w:rFonts w:ascii="宋体" w:eastAsia="宋体" w:hAnsi="宋体" w:hint="eastAsia"/>
         </w:rPr>
-        <w:t>第一篇先写父母。</w:t>
+        <w:t>先写父母。</w:t>
       </w:r>
     </w:p>
     <w:p>
       <w:pPr>
+        <w:pStyle w:val="2"/>
+        <w:numPr>
+          <w:ilvl w:val="1"/>
+          <w:numId w:val="1"/>
+        </w:numPr>
+        <w:rPr>
+          <w:rFonts w:eastAsia="宋体" w:hint="eastAsia"/>
+          <w:b/>
+          <w:color w:val="000000" w:themeColor="text1"/>
+        </w:rPr>
+      </w:pPr>
+      <w:r>
+        <w:rPr>
+          <w:rFonts w:eastAsia="宋体" w:hint="eastAsia"/>
+          <w:b/>
+          <w:color w:val="000000" w:themeColor="text1"/>
+        </w:rPr>
+        <w:t>优点：</w:t>
+      </w:r>
+    </w:p>
+    <w:p>
+      <w:pPr>
         <w:spacing w:line="360" w:lineRule="auto"/>
         <w:ind w:firstLineChars="200" w:firstLine="420"/>
         <w:rPr>
@@ -56,11 +100,39 @@
         <w:rPr>
           <w:rFonts w:ascii="宋体" w:eastAsia="宋体" w:hAnsi="宋体" w:hint="eastAsia"/>
         </w:rPr>
-        <w:t>优点：</w:t>
+        <w:t>善良、朴实、勤劳、重视</w:t>
+      </w:r>
+      <w:r>
+        <w:rPr>
+          <w:rFonts w:ascii="宋体" w:eastAsia="宋体" w:hAnsi="宋体" w:hint="eastAsia"/>
+        </w:rPr>
+        <w:t>学习</w:t>
       </w:r>
     </w:p>
     <w:p>
       <w:pPr>
+        <w:pStyle w:val="3"/>
+        <w:numPr>
+          <w:ilvl w:val="2"/>
+          <w:numId w:val="1"/>
+        </w:numPr>
+        <w:rPr>
+          <w:rFonts w:eastAsia="宋体" w:hint="eastAsia"/>
+          <w:b/>
+          <w:color w:val="000000" w:themeColor="text1"/>
+        </w:rPr>
+      </w:pPr>
+      <w:r>
+        <w:rPr>
+          <w:rFonts w:eastAsia="宋体" w:hint="eastAsia"/>
+          <w:b/>
+          <w:color w:val="000000" w:themeColor="text1"/>
+        </w:rPr>
+        <w:t>重视学习</w:t>
+      </w:r>
+    </w:p>
+    <w:p>
+      <w:pPr>
         <w:spacing w:line="360" w:lineRule="auto"/>
         <w:ind w:firstLineChars="200" w:firstLine="420"/>
         <w:rPr>
@@ -71,17 +143,33 @@
         <w:rPr>
           <w:rFonts w:ascii="宋体" w:eastAsia="宋体" w:hAnsi="宋体" w:hint="eastAsia"/>
         </w:rPr>
-        <w:t>善良、朴实、勤劳、重视</w:t>
-      </w:r>
-      <w:r>
-        <w:rPr>
-          <w:rFonts w:ascii="宋体" w:eastAsia="宋体" w:hAnsi="宋体" w:hint="eastAsia"/>
-        </w:rPr>
-        <w:t>学习</w:t>
+        <w:t>（不是教育，教育还体现在除了学习之外的其他很多方面），</w:t>
       </w:r>
     </w:p>
     <w:p>
       <w:pPr>
+        <w:pStyle w:val="2"/>
+        <w:numPr>
+          <w:ilvl w:val="1"/>
+          <w:numId w:val="1"/>
+        </w:numPr>
+        <w:rPr>
+          <w:rFonts w:eastAsia="宋体" w:hint="eastAsia"/>
+          <w:b/>
+          <w:color w:val="000000" w:themeColor="text1"/>
+        </w:rPr>
+      </w:pPr>
+      <w:r>
+        <w:rPr>
+          <w:rFonts w:eastAsia="宋体" w:hint="eastAsia"/>
+          <w:b/>
+          <w:color w:val="000000" w:themeColor="text1"/>
+        </w:rPr>
+        <w:t>缺点：</w:t>
+      </w:r>
+    </w:p>
+    <w:p>
+      <w:pPr>
         <w:spacing w:line="360" w:lineRule="auto"/>
         <w:ind w:firstLineChars="200" w:firstLine="420"/>
         <w:rPr>
@@ -92,22 +180,64 @@
         <w:rPr>
           <w:rFonts w:ascii="宋体" w:eastAsia="宋体" w:hAnsi="宋体" w:hint="eastAsia"/>
         </w:rPr>
-        <w:t>重视学习（不是教育，教育还体现在除了学习之外的其他很多方面），</w:t>
+        <w:t>好面子、情绪不稳定、认知很局限、分不清重点</w:t>
+      </w:r>
+      <w:r>
+        <w:rPr>
+          <w:rFonts w:ascii="宋体" w:eastAsia="宋体" w:hAnsi="宋体" w:hint="eastAsia"/>
+        </w:rPr>
+        <w:t>、</w:t>
+      </w:r>
+      <w:r>
+        <w:rPr>
+          <w:rFonts w:ascii="宋体" w:eastAsia="宋体" w:hAnsi="宋体" w:hint="eastAsia"/>
+        </w:rPr>
+        <w:t>过于节俭</w:t>
       </w:r>
     </w:p>
     <w:p>
       <w:pPr>
+        <w:pStyle w:val="3"/>
+        <w:numPr>
+          <w:ilvl w:val="2"/>
+          <w:numId w:val="1"/>
+        </w:numPr>
+        <w:rPr>
+          <w:rFonts w:eastAsia="宋体" w:hint="eastAsia"/>
+          <w:b/>
+          <w:color w:val="000000" w:themeColor="text1"/>
+        </w:rPr>
+      </w:pPr>
+      <w:r>
+        <w:rPr>
+          <w:rFonts w:eastAsia="宋体" w:hint="eastAsia"/>
+          <w:b/>
+          <w:color w:val="000000" w:themeColor="text1"/>
+        </w:rPr>
+        <w:t>认知局限性</w:t>
+      </w:r>
+      <w:r>
+        <w:rPr>
+          <w:rFonts w:eastAsia="宋体" w:hint="eastAsia"/>
+          <w:b/>
+          <w:color w:val="000000" w:themeColor="text1"/>
+        </w:rPr>
+        <w:t>：</w:t>
+      </w:r>
+    </w:p>
+    <w:p>
+      <w:pPr>
         <w:spacing w:line="360" w:lineRule="auto"/>
         <w:ind w:firstLineChars="200" w:firstLine="420"/>
         <w:rPr>
-          <w:rFonts w:ascii="宋体" w:eastAsia="宋体" w:hAnsi="宋体" w:hint="eastAsia"/>
-        </w:rPr>
-      </w:pPr>
-      <w:r>
-        <w:rPr>
-          <w:rFonts w:ascii="宋体" w:eastAsia="宋体" w:hAnsi="宋体" w:hint="eastAsia"/>
-        </w:rPr>
-        <w:t>缺点：</w:t>
+          <w:rFonts w:ascii="宋体" w:eastAsia="宋体" w:hAnsi="宋体"/>
+        </w:rPr>
+      </w:pPr>
+      <w:r>
+        <w:rPr>
+          <w:rFonts w:ascii="宋体" w:eastAsia="宋体" w:hAnsi="宋体" w:hint="eastAsia"/>
+        </w:rPr>
+        <w:t>基本描述：</w:t>
       </w:r>
     </w:p>
     <w:p>
@@ -122,19 +252,79 @@
         <w:rPr>
           <w:rFonts w:ascii="宋体" w:eastAsia="宋体" w:hAnsi="宋体" w:hint="eastAsia"/>
         </w:rPr>
-        <w:t>好面子、情绪不稳定、认知很局限、分不清重点</w:t>
-      </w:r>
-      <w:r>
-        <w:rPr>
-          <w:rFonts w:ascii="宋体" w:eastAsia="宋体" w:hAnsi="宋体" w:hint="eastAsia"/>
-        </w:rPr>
-        <w:t>、</w:t>
-      </w:r>
-      <w:r>
-        <w:rPr>
-          <w:rFonts w:ascii="宋体" w:eastAsia="宋体" w:hAnsi="宋体" w:hint="eastAsia"/>
-        </w:rPr>
-        <w:t>过于节俭</w:t>
+        <w:t>非常典型的</w:t>
+      </w:r>
+      <w:r>
+        <w:rPr>
+          <w:rFonts w:ascii="宋体" w:eastAsia="宋体" w:hAnsi="宋体" w:hint="eastAsia"/>
+        </w:rPr>
+        <w:t>体现在大学填报志愿方面，</w:t>
+      </w:r>
+      <w:r>
+        <w:rPr>
+          <w:rFonts w:ascii="宋体" w:eastAsia="宋体" w:hAnsi="宋体" w:hint="eastAsia"/>
+        </w:rPr>
+        <w:t>选大学要选学校、选专业、选城市；总体来看985大学比211的竞争力更强一些，211更多是部分热门专业比一些985大学有优势，但是实际就业的时候，除非是定向就业的场景，否则一般情况下都是985大学更有竞争力，比如985大学的保研名额通常更多一些，图书馆等资源更丰富一些；</w:t>
+      </w:r>
+      <w:r>
+        <w:rPr>
+          <w:rFonts w:ascii="宋体" w:eastAsia="宋体" w:hAnsi="宋体" w:hint="eastAsia"/>
+        </w:rPr>
+        <w:t>还有“</w:t>
+      </w:r>
+      <w:r>
+        <w:rPr>
+          <w:rFonts w:ascii="宋体" w:eastAsia="宋体" w:hAnsi="宋体" w:hint="eastAsia"/>
+        </w:rPr>
+        <w:t>上了大学就轻松了</w:t>
+      </w:r>
+      <w:r>
+        <w:rPr>
+          <w:rFonts w:ascii="宋体" w:eastAsia="宋体" w:hAnsi="宋体" w:hint="eastAsia"/>
+        </w:rPr>
+        <w:t>”</w:t>
+      </w:r>
+      <w:r>
+        <w:rPr>
+          <w:rFonts w:ascii="宋体" w:eastAsia="宋体" w:hAnsi="宋体" w:hint="eastAsia"/>
+        </w:rPr>
+        <w:t>这种说法是非常错误的，中学更多是起到筛选作用，或者说筛选大于培养。大学才是更应该学习的时候，大学学习的内容和个人的职业生涯有非常强的关系</w:t>
+      </w:r>
+      <w:r>
+        <w:rPr>
+          <w:rFonts w:ascii="宋体" w:eastAsia="宋体" w:hAnsi="宋体" w:hint="eastAsia"/>
+        </w:rPr>
+        <w:t>。</w:t>
+      </w:r>
+      <w:r>
+        <w:rPr>
+          <w:rFonts w:ascii="宋体" w:eastAsia="宋体" w:hAnsi="宋体" w:hint="eastAsia"/>
+        </w:rPr>
+        <w:t>不应该把自己的期望强加给子女，</w:t>
+      </w:r>
+      <w:r>
+        <w:rPr>
+          <w:rFonts w:ascii="宋体" w:eastAsia="宋体" w:hAnsi="宋体" w:hint="eastAsia"/>
+        </w:rPr>
+        <w:t>特别是如果自己没有能力安排好</w:t>
+      </w:r>
+      <w:r>
+        <w:rPr>
+          <w:rFonts w:ascii="宋体" w:eastAsia="宋体" w:hAnsi="宋体" w:hint="eastAsia"/>
+        </w:rPr>
+        <w:t>子女</w:t>
+      </w:r>
+      <w:r>
+        <w:rPr>
+          <w:rFonts w:ascii="宋体" w:eastAsia="宋体" w:hAnsi="宋体" w:hint="eastAsia"/>
+        </w:rPr>
+        <w:t>未来的人生主线</w:t>
+      </w:r>
+      <w:r>
+        <w:rPr>
+          <w:rFonts w:ascii="宋体" w:eastAsia="宋体" w:hAnsi="宋体" w:hint="eastAsia"/>
+        </w:rPr>
+        <w:t>。</w:t>
       </w:r>
     </w:p>
     <w:p>
@@ -149,13 +339,7 @@
         <w:rPr>
           <w:rFonts w:ascii="宋体" w:eastAsia="宋体" w:hAnsi="宋体" w:hint="eastAsia"/>
         </w:rPr>
-        <w:t>认知局限性</w:t>
-      </w:r>
-      <w:r>
-        <w:rPr>
-          <w:rFonts w:ascii="宋体" w:eastAsia="宋体" w:hAnsi="宋体" w:hint="eastAsia"/>
-        </w:rPr>
-        <w:t>：</w:t>
+        <w:t>经验教训：</w:t>
       </w:r>
     </w:p>
     <w:p>
@@ -170,47 +354,54 @@
         <w:rPr>
           <w:rFonts w:ascii="宋体" w:eastAsia="宋体" w:hAnsi="宋体" w:hint="eastAsia"/>
         </w:rPr>
-        <w:t>非常典型的</w:t>
-      </w:r>
-      <w:r>
-        <w:rPr>
-          <w:rFonts w:ascii="宋体" w:eastAsia="宋体" w:hAnsi="宋体" w:hint="eastAsia"/>
-        </w:rPr>
-        <w:t>体现在大学填报志愿方面，</w:t>
-      </w:r>
-      <w:r>
-        <w:rPr>
-          <w:rFonts w:ascii="宋体" w:eastAsia="宋体" w:hAnsi="宋体" w:hint="eastAsia"/>
-        </w:rPr>
-        <w:t>选大学要选学校、选专业、选城市；总体来看985大学比211的竞争力更强一些，211更多是部分热门专业比一些985大学有优势，但是实际就业的时候，除非是定向就业的场景，否则一般情况下都是985大学更有竞争力，比如985大学的保研名额通常更多一些，图书馆等资源更丰富一些；</w:t>
-      </w:r>
-      <w:r>
-        <w:rPr>
-          <w:rFonts w:ascii="宋体" w:eastAsia="宋体" w:hAnsi="宋体" w:hint="eastAsia"/>
-        </w:rPr>
-        <w:t>还有“</w:t>
-      </w:r>
-      <w:r>
-        <w:rPr>
-          <w:rFonts w:ascii="宋体" w:eastAsia="宋体" w:hAnsi="宋体" w:hint="eastAsia"/>
-        </w:rPr>
-        <w:t>上了大学就轻松了</w:t>
-      </w:r>
-      <w:r>
-        <w:rPr>
-          <w:rFonts w:ascii="宋体" w:eastAsia="宋体" w:hAnsi="宋体" w:hint="eastAsia"/>
-        </w:rPr>
-        <w:t>”</w:t>
-      </w:r>
-      <w:r>
-        <w:rPr>
-          <w:rFonts w:ascii="宋体" w:eastAsia="宋体" w:hAnsi="宋体" w:hint="eastAsia"/>
-        </w:rPr>
-        <w:t>这种说法是非常错误的，中学更多是起到筛选作用，或者说筛选大于培养。大学才是更应该学习的时候，大学学习的内容和个人的职业生涯有非常强的关系；</w:t>
+        <w:t>关于认知局限性，</w:t>
+      </w:r>
+      <w:r>
+        <w:rPr>
+          <w:rFonts w:ascii="宋体" w:eastAsia="宋体" w:hAnsi="宋体" w:hint="eastAsia"/>
+        </w:rPr>
+        <w:t>不知道本身没有什么问题，只要保持沉默就好。一知半解本身影响也不大，作为茶余饭后的谈资没有什么问题。比较糟糕的一种情况是，对事情本身的认识是一知半解，但是却要做出决定，并且这个决定是对其他人有影响的</w:t>
+      </w:r>
+      <w:r>
+        <w:rPr>
+          <w:rFonts w:ascii="宋体" w:eastAsia="宋体" w:hAnsi="宋体" w:hint="eastAsia"/>
+        </w:rPr>
+        <w:t>。一定要扩展认知，基本的途径就是尽可能获取广泛的有价值的信息、持续的进行阅读学习。</w:t>
       </w:r>
     </w:p>
     <w:p>
       <w:pPr>
+        <w:pStyle w:val="3"/>
+        <w:numPr>
+          <w:ilvl w:val="2"/>
+          <w:numId w:val="1"/>
+        </w:numPr>
+        <w:rPr>
+          <w:rFonts w:eastAsia="宋体" w:hint="eastAsia"/>
+          <w:b/>
+          <w:color w:val="000000" w:themeColor="text1"/>
+        </w:rPr>
+      </w:pPr>
+      <w:r>
+        <w:rPr>
+          <w:rFonts w:eastAsia="宋体" w:hint="eastAsia"/>
+          <w:b/>
+          <w:color w:val="000000" w:themeColor="text1"/>
+        </w:rPr>
+        <w:lastRenderedPageBreak/>
+        <w:t>过于节俭</w:t>
+      </w:r>
+      <w:r>
+        <w:rPr>
+          <w:rFonts w:eastAsia="宋体" w:hint="eastAsia"/>
+          <w:b/>
+          <w:color w:val="000000" w:themeColor="text1"/>
+        </w:rPr>
+        <w:t>：</w:t>
+      </w:r>
+    </w:p>
+    <w:p>
+      <w:pPr>
         <w:spacing w:line="360" w:lineRule="auto"/>
         <w:ind w:firstLineChars="200" w:firstLine="420"/>
         <w:rPr>
@@ -221,7 +412,73 @@
         <w:rPr>
           <w:rFonts w:ascii="宋体" w:eastAsia="宋体" w:hAnsi="宋体" w:hint="eastAsia"/>
         </w:rPr>
-        <w:t>经验教训：</w:t>
+        <w:t>过于节俭体现在</w:t>
+      </w:r>
+      <w:r>
+        <w:rPr>
+          <w:rFonts w:ascii="宋体" w:eastAsia="宋体" w:hAnsi="宋体" w:hint="eastAsia"/>
+        </w:rPr>
+        <w:t>总想用最低的成本得到最大化的产出，物质投入总体来看是比较匮乏的，比如穿别人给的衣服、鞋子，</w:t>
+      </w:r>
+      <w:r>
+        <w:rPr>
+          <w:rFonts w:ascii="宋体" w:eastAsia="宋体" w:hAnsi="宋体" w:hint="eastAsia"/>
+        </w:rPr>
+        <w:t>其他物质条件方面</w:t>
+      </w:r>
+      <w:r>
+        <w:rPr>
+          <w:rFonts w:ascii="宋体" w:eastAsia="宋体" w:hAnsi="宋体" w:hint="eastAsia"/>
+        </w:rPr>
+        <w:t>。</w:t>
+      </w:r>
+      <w:r>
+        <w:rPr>
+          <w:rFonts w:ascii="宋体" w:eastAsia="宋体" w:hAnsi="宋体" w:hint="eastAsia"/>
+        </w:rPr>
+        <w:t>过于节俭还体现在一些生活的观点上，比如经常拿当前的物质条件和上一代的物质条件对比，从而论证当前是生活在蜜罐里一样，实际上应该在同一时间下和其他家庭的物质投入进行对比</w:t>
+      </w:r>
+      <w:r>
+        <w:rPr>
+          <w:rFonts w:ascii="宋体" w:eastAsia="宋体" w:hAnsi="宋体" w:hint="eastAsia"/>
+        </w:rPr>
+        <w:t>，但是在和其他家庭的物质投入比较的时候经常会拿村子里条件最差的对比</w:t>
+      </w:r>
+      <w:r>
+        <w:rPr>
+          <w:rFonts w:ascii="宋体" w:eastAsia="宋体" w:hAnsi="宋体" w:hint="eastAsia"/>
+        </w:rPr>
+        <w:t>（双胞胎兄弟家）</w:t>
+      </w:r>
+      <w:r>
+        <w:rPr>
+          <w:rFonts w:ascii="宋体" w:eastAsia="宋体" w:hAnsi="宋体" w:hint="eastAsia"/>
+        </w:rPr>
+        <w:t>，这实际上是不够客观的</w:t>
+      </w:r>
+      <w:r>
+        <w:rPr>
+          <w:rFonts w:ascii="宋体" w:eastAsia="宋体" w:hAnsi="宋体" w:hint="eastAsia"/>
+        </w:rPr>
+        <w:t>。</w:t>
+      </w:r>
+      <w:r>
+        <w:rPr>
+          <w:rFonts w:ascii="宋体" w:eastAsia="宋体" w:hAnsi="宋体" w:hint="eastAsia"/>
+        </w:rPr>
+        <w:t>总体</w:t>
+      </w:r>
+      <w:r>
+        <w:rPr>
+          <w:rFonts w:ascii="宋体" w:eastAsia="宋体" w:hAnsi="宋体" w:hint="eastAsia"/>
+        </w:rPr>
+        <w:t>的物质投入在村子里也最多是一般水平，</w:t>
+      </w:r>
+      <w:r>
+        <w:rPr>
+          <w:rFonts w:ascii="宋体" w:eastAsia="宋体" w:hAnsi="宋体" w:hint="eastAsia"/>
+        </w:rPr>
+        <w:t>和城市还是有很大的差距，比如夏天没有空调，温度很高的情况下，不容易安静下来学习。</w:t>
       </w:r>
     </w:p>
     <w:p>
@@ -232,24 +489,6 @@
           <w:rFonts w:ascii="宋体" w:eastAsia="宋体" w:hAnsi="宋体" w:hint="eastAsia"/>
         </w:rPr>
       </w:pPr>
-      <w:r>
-        <w:rPr>
-          <w:rFonts w:ascii="宋体" w:eastAsia="宋体" w:hAnsi="宋体" w:hint="eastAsia"/>
-        </w:rPr>
-        <w:t>关于认知局限性，</w:t>
-      </w:r>
-      <w:r>
-        <w:rPr>
-          <w:rFonts w:ascii="宋体" w:eastAsia="宋体" w:hAnsi="宋体" w:hint="eastAsia"/>
-        </w:rPr>
-        <w:t>不知道本身没有什么问题，只要保持沉默就好。一知半解本身影响也不大，作为茶余饭后的谈资没有什么问题。比较糟糕的一种情况是，对事情本身的认识是一知半解，但是却要做出决定，并且这个决定是对其他人有影响的</w:t>
-      </w:r>
-      <w:r>
-        <w:rPr>
-          <w:rFonts w:ascii="宋体" w:eastAsia="宋体" w:hAnsi="宋体" w:hint="eastAsia"/>
-        </w:rPr>
-        <w:t>。一定要扩展认知，基本的途径就是尽可能获取广泛的有价值的信息、持续的进行阅读学习。</w:t>
-      </w:r>
     </w:p>
     <w:p>
       <w:pPr>
@@ -263,40 +502,19 @@
         <w:rPr>
           <w:rFonts w:ascii="宋体" w:eastAsia="宋体" w:hAnsi="宋体" w:hint="eastAsia"/>
         </w:rPr>
-        <w:t>过于节俭</w:t>
-      </w:r>
-      <w:r>
-        <w:rPr>
-          <w:rFonts w:ascii="宋体" w:eastAsia="宋体" w:hAnsi="宋体" w:hint="eastAsia"/>
-        </w:rPr>
-        <w:t>：</w:t>
-      </w:r>
-    </w:p>
-    <w:p>
-      <w:pPr>
-        <w:spacing w:line="360" w:lineRule="auto"/>
-        <w:ind w:firstLineChars="200" w:firstLine="420"/>
-        <w:rPr>
-          <w:rFonts w:ascii="宋体" w:eastAsia="宋体" w:hAnsi="宋体" w:hint="eastAsia"/>
-        </w:rPr>
-      </w:pPr>
-      <w:r>
-        <w:rPr>
-          <w:rFonts w:ascii="宋体" w:eastAsia="宋体" w:hAnsi="宋体" w:hint="eastAsia"/>
-        </w:rPr>
-        <w:t>过于节俭体现在</w:t>
-      </w:r>
-      <w:r>
-        <w:rPr>
-          <w:rFonts w:ascii="宋体" w:eastAsia="宋体" w:hAnsi="宋体" w:hint="eastAsia"/>
-        </w:rPr>
-        <w:t>总想用最低的成本得到最大化的产出，物质投入总体来看是比较匮乏的，比如穿别人给的衣服、鞋子，</w:t>
-      </w:r>
-      <w:r>
-        <w:rPr>
-          <w:rFonts w:ascii="宋体" w:eastAsia="宋体" w:hAnsi="宋体" w:hint="eastAsia"/>
-        </w:rPr>
-        <w:t>其他物质条件方面，总体和城市还是有很大的差距，比如夏天没有空调，温度很高的情况下，不容易安静下来学习。</w:t>
+        <w:t>后记，分析多了之后，已经进入一种无的状态</w:t>
+      </w:r>
+      <w:r>
+        <w:rPr>
+          <w:rFonts w:ascii="宋体" w:eastAsia="宋体" w:hAnsi="宋体" w:hint="eastAsia"/>
+        </w:rPr>
+        <w:t>（为道日损，以致无为）</w:t>
+      </w:r>
+      <w:r>
+        <w:rPr>
+          <w:rFonts w:ascii="宋体" w:eastAsia="宋体" w:hAnsi="宋体" w:hint="eastAsia"/>
+        </w:rPr>
+        <w:t>，更多一些理性分析、更为坚定不移。</w:t>
       </w:r>
     </w:p>
     <w:sectPr>
@@ -307,6 +525,100 @@
     </w:sectPr>
   </w:body>
 </w:document>
+</file>
+
+<file path=word/numbering.xml><?xml version="1.0" encoding="utf-8"?>
+<w:numbering xmlns:wpc="http://schemas.microsoft.com/office/word/2010/wordprocessingCanvas" xmlns:cx="http://schemas.microsoft.com/office/drawing/2014/chartex" xmlns:cx1="http://schemas.microsoft.com/office/drawing/2015/9/8/chartex" xmlns:cx2="http://schemas.microsoft.com/office/drawing/2015/10/21/chartex" xmlns:cx3="http://schemas.microsoft.com/office/drawing/2016/5/9/chartex" xmlns:cx4="http://schemas.microsoft.com/office/drawing/2016/5/10/chartex" xmlns:cx5="http://schemas.microsoft.com/office/drawing/2016/5/11/chartex" xmlns:cx6="http://schemas.microsoft.com/office/drawing/2016/5/12/chartex" xmlns:cx7="http://schemas.microsoft.com/office/drawing/2016/5/13/chartex" xmlns:cx8="http://schemas.microsoft.com/office/drawing/2016/5/14/chartex" xmlns:mc="http://schemas.openxmlformats.org/markup-compatibility/2006" xmlns:aink="http://schemas.microsoft.com/office/drawing/2016/ink" xmlns:am3d="http://schemas.microsoft.com/office/drawing/2017/model3d" xmlns:o="urn:schemas-microsoft-com:office:office" xmlns:oel="http://schemas.microsoft.com/office/2019/extlst" xmlns:r="http://schemas.openxmlformats.org/officeDocument/2006/relationships" xmlns:m="http://schemas.openxmlformats.org/officeDocument/2006/math" xmlns:v="urn:schemas-microsoft-com:vml" xmlns:wp14="http://schemas.microsoft.com/office/word/2010/wordprocessingDrawing" xmlns:wp="http://schemas.openxmlformats.org/drawingml/2006/wordprocessingDrawing" xmlns:w10="urn:schemas-microsoft-com:office:word" xmlns:w="http://schemas.openxmlformats.org/wordprocessingml/2006/main" xmlns:w14="http://schemas.microsoft.com/office/word/2010/wordml" xmlns:w15="http://schemas.microsoft.com/office/word/2012/wordml" xmlns:w16cei="http://schemas.microsoft.com/office/word/2026/wordml/cei" xmlns:w16cex="http://schemas.microsoft.com/office/word/2018/wordml/cex" xmlns:w16cid="http://schemas.microsoft.com/office/word/2016/wordml/cid" xmlns:w16="http://schemas.microsoft.com/office/word/2018/wordml" xmlns:w16du="http://schemas.microsoft.com/office/word/2023/wordml/word16du" xmlns:w16sdtdh="http://schemas.microsoft.com/office/word/2020/wordml/sdtdatahash" xmlns:w16sdtfl="http://schemas.microsoft.com/office/word/2024/wordml/sdtformatlock" xmlns:w16se="http://schemas.microsoft.com/office/word/2015/wordml/symex" xmlns:wpg="http://schemas.microsoft.com/office/word/2010/wordprocessingGroup" xmlns:wpi="http://schemas.microsoft.com/office/word/2010/wordprocessingInk" xmlns:wne="http://schemas.microsoft.com/office/word/2006/wordml" xmlns:wps="http://schemas.microsoft.com/office/word/2010/wordprocessingShape" mc:Ignorable="w14 w15 w16se w16cid w16 w16cex w16sdtdh w16sdtfl w16du wp14">
+  <w:abstractNum w:abstractNumId="0" w15:restartNumberingAfterBreak="0">
+    <w:nsid w:val="549B0CA9"/>
+    <w:multiLevelType w:val="multilevel"/>
+    <w:tmpl w:val="0409001F"/>
+    <w:lvl w:ilvl="0">
+      <w:start w:val="1"/>
+      <w:numFmt w:val="decimal"/>
+      <w:lvlText w:val="%1."/>
+      <w:lvlJc w:val="left"/>
+      <w:pPr>
+        <w:ind w:left="425" w:hanging="425"/>
+      </w:pPr>
+    </w:lvl>
+    <w:lvl w:ilvl="1">
+      <w:start w:val="1"/>
+      <w:numFmt w:val="decimal"/>
+      <w:lvlText w:val="%1.%2."/>
+      <w:lvlJc w:val="left"/>
+      <w:pPr>
+        <w:ind w:left="567" w:hanging="567"/>
+      </w:pPr>
+    </w:lvl>
+    <w:lvl w:ilvl="2">
+      <w:start w:val="1"/>
+      <w:numFmt w:val="decimal"/>
+      <w:lvlText w:val="%1.%2.%3."/>
+      <w:lvlJc w:val="left"/>
+      <w:pPr>
+        <w:ind w:left="709" w:hanging="709"/>
+      </w:pPr>
+    </w:lvl>
+    <w:lvl w:ilvl="3">
+      <w:start w:val="1"/>
+      <w:numFmt w:val="decimal"/>
+      <w:lvlText w:val="%1.%2.%3.%4."/>
+      <w:lvlJc w:val="left"/>
+      <w:pPr>
+        <w:ind w:left="851" w:hanging="851"/>
+      </w:pPr>
+    </w:lvl>
+    <w:lvl w:ilvl="4">
+      <w:start w:val="1"/>
+      <w:numFmt w:val="decimal"/>
+      <w:lvlText w:val="%1.%2.%3.%4.%5."/>
+      <w:lvlJc w:val="left"/>
+      <w:pPr>
+        <w:ind w:left="992" w:hanging="992"/>
+      </w:pPr>
+    </w:lvl>
+    <w:lvl w:ilvl="5">
+      <w:start w:val="1"/>
+      <w:numFmt w:val="decimal"/>
+      <w:lvlText w:val="%1.%2.%3.%4.%5.%6."/>
+      <w:lvlJc w:val="left"/>
+      <w:pPr>
+        <w:ind w:left="1134" w:hanging="1134"/>
+      </w:pPr>
+    </w:lvl>
+    <w:lvl w:ilvl="6">
+      <w:start w:val="1"/>
+      <w:numFmt w:val="decimal"/>
+      <w:lvlText w:val="%1.%2.%3.%4.%5.%6.%7."/>
+      <w:lvlJc w:val="left"/>
+      <w:pPr>
+        <w:ind w:left="1276" w:hanging="1276"/>
+      </w:pPr>
+    </w:lvl>
+    <w:lvl w:ilvl="7">
+      <w:start w:val="1"/>
+      <w:numFmt w:val="decimal"/>
+      <w:lvlText w:val="%1.%2.%3.%4.%5.%6.%7.%8."/>
+      <w:lvlJc w:val="left"/>
+      <w:pPr>
+        <w:ind w:left="1418" w:hanging="1418"/>
+      </w:pPr>
+    </w:lvl>
+    <w:lvl w:ilvl="8">
+      <w:start w:val="1"/>
+      <w:numFmt w:val="decimal"/>
+      <w:lvlText w:val="%1.%2.%3.%4.%5.%6.%7.%8.%9."/>
+      <w:lvlJc w:val="left"/>
+      <w:pPr>
+        <w:ind w:left="1559" w:hanging="1559"/>
+      </w:pPr>
+    </w:lvl>
+  </w:abstractNum>
+  <w:num w:numId="1" w16cid:durableId="1093165915">
+    <w:abstractNumId w:val="0"/>
+  </w:num>
+</w:numbering>
 </file>
 
 <file path=word/styles.xml><?xml version="1.0" encoding="utf-8"?>
@@ -737,7 +1049,6 @@
     <w:next w:val="a"/>
     <w:link w:val="20"/>
     <w:uiPriority w:val="9"/>
-    <w:semiHidden/>
     <w:unhideWhenUsed/>
     <w:qFormat/>
     <w:rsid w:val="00612380"/>
@@ -760,7 +1071,6 @@
     <w:next w:val="a"/>
     <w:link w:val="30"/>
     <w:uiPriority w:val="9"/>
-    <w:semiHidden/>
     <w:unhideWhenUsed/>
     <w:qFormat/>
     <w:rsid w:val="00612380"/>
@@ -990,7 +1300,6 @@
     <w:basedOn w:val="a0"/>
     <w:link w:val="2"/>
     <w:uiPriority w:val="9"/>
-    <w:semiHidden/>
     <w:rsid w:val="00612380"/>
     <w:rPr>
       <w:rFonts w:asciiTheme="majorHAnsi" w:eastAsiaTheme="majorEastAsia" w:hAnsiTheme="majorHAnsi" w:cstheme="majorBidi"/>
@@ -1004,7 +1313,6 @@
     <w:basedOn w:val="a0"/>
     <w:link w:val="3"/>
     <w:uiPriority w:val="9"/>
-    <w:semiHidden/>
     <w:rsid w:val="00612380"/>
     <w:rPr>
       <w:rFonts w:asciiTheme="majorHAnsi" w:eastAsiaTheme="majorEastAsia" w:hAnsiTheme="majorHAnsi" w:cstheme="majorBidi"/>

--- a/test/人物分析系列.docx
+++ b/test/人物分析系列.docx
@@ -85,7 +85,7 @@
           <w:b/>
           <w:color w:val="000000" w:themeColor="text1"/>
         </w:rPr>
-        <w:t>优点：</w:t>
+        <w:t>优点</w:t>
       </w:r>
     </w:p>
     <w:p>
@@ -100,7 +100,7 @@
         <w:rPr>
           <w:rFonts w:ascii="宋体" w:eastAsia="宋体" w:hAnsi="宋体" w:hint="eastAsia"/>
         </w:rPr>
-        <w:t>善良、朴实、勤劳、重视</w:t>
+        <w:t>朴实、勤劳、重视</w:t>
       </w:r>
       <w:r>
         <w:rPr>
@@ -165,7 +165,7 @@
           <w:b/>
           <w:color w:val="000000" w:themeColor="text1"/>
         </w:rPr>
-        <w:t>缺点：</w:t>
+        <w:t>缺点</w:t>
       </w:r>
     </w:p>
     <w:p>
@@ -203,26 +203,18 @@
           <w:numId w:val="1"/>
         </w:numPr>
         <w:rPr>
+          <w:rFonts w:eastAsia="宋体"/>
+          <w:b/>
+          <w:color w:val="000000" w:themeColor="text1"/>
+        </w:rPr>
+      </w:pPr>
+      <w:r>
+        <w:rPr>
           <w:rFonts w:eastAsia="宋体" w:hint="eastAsia"/>
           <w:b/>
           <w:color w:val="000000" w:themeColor="text1"/>
         </w:rPr>
-      </w:pPr>
-      <w:r>
-        <w:rPr>
-          <w:rFonts w:eastAsia="宋体" w:hint="eastAsia"/>
-          <w:b/>
-          <w:color w:val="000000" w:themeColor="text1"/>
-        </w:rPr>
-        <w:t>认知局限性</w:t>
-      </w:r>
-      <w:r>
-        <w:rPr>
-          <w:rFonts w:eastAsia="宋体" w:hint="eastAsia"/>
-          <w:b/>
-          <w:color w:val="000000" w:themeColor="text1"/>
-        </w:rPr>
-        <w:t>：</w:t>
+        <w:t>好面子</w:t>
       </w:r>
     </w:p>
     <w:p>
@@ -230,143 +222,14 @@
         <w:spacing w:line="360" w:lineRule="auto"/>
         <w:ind w:firstLineChars="200" w:firstLine="420"/>
         <w:rPr>
+          <w:rFonts w:ascii="宋体" w:eastAsia="宋体" w:hAnsi="宋体" w:hint="eastAsia"/>
+        </w:rPr>
+      </w:pPr>
+      <w:r>
+        <w:rPr>
           <w:rFonts w:ascii="宋体" w:eastAsia="宋体" w:hAnsi="宋体"/>
         </w:rPr>
-      </w:pPr>
-      <w:r>
-        <w:rPr>
-          <w:rFonts w:ascii="宋体" w:eastAsia="宋体" w:hAnsi="宋体" w:hint="eastAsia"/>
-        </w:rPr>
-        <w:t>基本描述：</w:t>
-      </w:r>
-    </w:p>
-    <w:p>
-      <w:pPr>
-        <w:spacing w:line="360" w:lineRule="auto"/>
-        <w:ind w:firstLineChars="200" w:firstLine="420"/>
-        <w:rPr>
-          <w:rFonts w:ascii="宋体" w:eastAsia="宋体" w:hAnsi="宋体" w:hint="eastAsia"/>
-        </w:rPr>
-      </w:pPr>
-      <w:r>
-        <w:rPr>
-          <w:rFonts w:ascii="宋体" w:eastAsia="宋体" w:hAnsi="宋体" w:hint="eastAsia"/>
-        </w:rPr>
-        <w:t>非常典型的</w:t>
-      </w:r>
-      <w:r>
-        <w:rPr>
-          <w:rFonts w:ascii="宋体" w:eastAsia="宋体" w:hAnsi="宋体" w:hint="eastAsia"/>
-        </w:rPr>
-        <w:t>体现在大学填报志愿方面，</w:t>
-      </w:r>
-      <w:r>
-        <w:rPr>
-          <w:rFonts w:ascii="宋体" w:eastAsia="宋体" w:hAnsi="宋体" w:hint="eastAsia"/>
-        </w:rPr>
-        <w:t>选大学要选学校、选专业、选城市；总体来看985大学比211的竞争力更强一些，211更多是部分热门专业比一些985大学有优势，但是实际就业的时候，除非是定向就业的场景，否则一般情况下都是985大学更有竞争力，比如985大学的保研名额通常更多一些，图书馆等资源更丰富一些；</w:t>
-      </w:r>
-      <w:r>
-        <w:rPr>
-          <w:rFonts w:ascii="宋体" w:eastAsia="宋体" w:hAnsi="宋体" w:hint="eastAsia"/>
-        </w:rPr>
-        <w:t>还有“</w:t>
-      </w:r>
-      <w:r>
-        <w:rPr>
-          <w:rFonts w:ascii="宋体" w:eastAsia="宋体" w:hAnsi="宋体" w:hint="eastAsia"/>
-        </w:rPr>
-        <w:t>上了大学就轻松了</w:t>
-      </w:r>
-      <w:r>
-        <w:rPr>
-          <w:rFonts w:ascii="宋体" w:eastAsia="宋体" w:hAnsi="宋体" w:hint="eastAsia"/>
-        </w:rPr>
-        <w:t>”</w:t>
-      </w:r>
-      <w:r>
-        <w:rPr>
-          <w:rFonts w:ascii="宋体" w:eastAsia="宋体" w:hAnsi="宋体" w:hint="eastAsia"/>
-        </w:rPr>
-        <w:t>这种说法是非常错误的，中学更多是起到筛选作用，或者说筛选大于培养。大学才是更应该学习的时候，大学学习的内容和个人的职业生涯有非常强的关系</w:t>
-      </w:r>
-      <w:r>
-        <w:rPr>
-          <w:rFonts w:ascii="宋体" w:eastAsia="宋体" w:hAnsi="宋体" w:hint="eastAsia"/>
-        </w:rPr>
-        <w:t>。</w:t>
-      </w:r>
-      <w:r>
-        <w:rPr>
-          <w:rFonts w:ascii="宋体" w:eastAsia="宋体" w:hAnsi="宋体" w:hint="eastAsia"/>
-        </w:rPr>
-        <w:t>不应该把自己的期望强加给子女，</w:t>
-      </w:r>
-      <w:r>
-        <w:rPr>
-          <w:rFonts w:ascii="宋体" w:eastAsia="宋体" w:hAnsi="宋体" w:hint="eastAsia"/>
-        </w:rPr>
-        <w:t>特别是如果自己没有能力安排好</w:t>
-      </w:r>
-      <w:r>
-        <w:rPr>
-          <w:rFonts w:ascii="宋体" w:eastAsia="宋体" w:hAnsi="宋体" w:hint="eastAsia"/>
-        </w:rPr>
-        <w:t>子女</w:t>
-      </w:r>
-      <w:r>
-        <w:rPr>
-          <w:rFonts w:ascii="宋体" w:eastAsia="宋体" w:hAnsi="宋体" w:hint="eastAsia"/>
-        </w:rPr>
-        <w:t>未来的人生主线</w:t>
-      </w:r>
-      <w:r>
-        <w:rPr>
-          <w:rFonts w:ascii="宋体" w:eastAsia="宋体" w:hAnsi="宋体" w:hint="eastAsia"/>
-        </w:rPr>
-        <w:t>。</w:t>
-      </w:r>
-    </w:p>
-    <w:p>
-      <w:pPr>
-        <w:spacing w:line="360" w:lineRule="auto"/>
-        <w:ind w:firstLineChars="200" w:firstLine="420"/>
-        <w:rPr>
-          <w:rFonts w:ascii="宋体" w:eastAsia="宋体" w:hAnsi="宋体" w:hint="eastAsia"/>
-        </w:rPr>
-      </w:pPr>
-      <w:r>
-        <w:rPr>
-          <w:rFonts w:ascii="宋体" w:eastAsia="宋体" w:hAnsi="宋体" w:hint="eastAsia"/>
-        </w:rPr>
-        <w:t>经验教训：</w:t>
-      </w:r>
-    </w:p>
-    <w:p>
-      <w:pPr>
-        <w:spacing w:line="360" w:lineRule="auto"/>
-        <w:ind w:firstLineChars="200" w:firstLine="420"/>
-        <w:rPr>
-          <w:rFonts w:ascii="宋体" w:eastAsia="宋体" w:hAnsi="宋体" w:hint="eastAsia"/>
-        </w:rPr>
-      </w:pPr>
-      <w:r>
-        <w:rPr>
-          <w:rFonts w:ascii="宋体" w:eastAsia="宋体" w:hAnsi="宋体" w:hint="eastAsia"/>
-        </w:rPr>
-        <w:t>关于认知局限性，</w:t>
-      </w:r>
-      <w:r>
-        <w:rPr>
-          <w:rFonts w:ascii="宋体" w:eastAsia="宋体" w:hAnsi="宋体" w:hint="eastAsia"/>
-        </w:rPr>
-        <w:t>不知道本身没有什么问题，只要保持沉默就好。一知半解本身影响也不大，作为茶余饭后的谈资没有什么问题。比较糟糕的一种情况是，对事情本身的认识是一知半解，但是却要做出决定，并且这个决定是对其他人有影响的</w:t>
-      </w:r>
-      <w:r>
-        <w:rPr>
-          <w:rFonts w:ascii="宋体" w:eastAsia="宋体" w:hAnsi="宋体" w:hint="eastAsia"/>
-        </w:rPr>
-        <w:t>。一定要扩展认知，基本的途径就是尽可能获取广泛的有价值的信息、持续的进行阅读学习。</w:t>
+        <w:t>典型的事情是，当年觉得兄长在北京大学第一医院保卫科的工作没面子，让其离开了北京，现在回过头来看，兄长当时的同事在北京生活的好像还是挺好的。</w:t>
       </w:r>
     </w:p>
     <w:p>
@@ -388,15 +251,181 @@
           <w:b/>
           <w:color w:val="000000" w:themeColor="text1"/>
         </w:rPr>
+        <w:t>认知局限性</w:t>
+      </w:r>
+    </w:p>
+    <w:p>
+      <w:pPr>
+        <w:spacing w:line="360" w:lineRule="auto"/>
+        <w:ind w:firstLineChars="200" w:firstLine="420"/>
+        <w:rPr>
+          <w:rFonts w:ascii="宋体" w:eastAsia="宋体" w:hAnsi="宋体" w:hint="eastAsia"/>
+        </w:rPr>
+      </w:pPr>
+      <w:r>
+        <w:rPr>
+          <w:rFonts w:ascii="宋体" w:eastAsia="宋体" w:hAnsi="宋体" w:hint="eastAsia"/>
+        </w:rPr>
+        <w:t>基本描述：</w:t>
+      </w:r>
+    </w:p>
+    <w:p>
+      <w:pPr>
+        <w:spacing w:line="360" w:lineRule="auto"/>
+        <w:ind w:firstLineChars="200" w:firstLine="420"/>
+        <w:rPr>
+          <w:rFonts w:ascii="宋体" w:eastAsia="宋体" w:hAnsi="宋体" w:hint="eastAsia"/>
+        </w:rPr>
+      </w:pPr>
+      <w:r>
+        <w:rPr>
+          <w:rFonts w:ascii="宋体" w:eastAsia="宋体" w:hAnsi="宋体" w:hint="eastAsia"/>
+        </w:rPr>
+        <w:t>非常典型的</w:t>
+      </w:r>
+      <w:r>
+        <w:rPr>
+          <w:rFonts w:ascii="宋体" w:eastAsia="宋体" w:hAnsi="宋体" w:hint="eastAsia"/>
+        </w:rPr>
+        <w:t>体现在大学填报志愿方面，</w:t>
+      </w:r>
+      <w:r>
+        <w:rPr>
+          <w:rFonts w:ascii="宋体" w:eastAsia="宋体" w:hAnsi="宋体" w:hint="eastAsia"/>
+        </w:rPr>
+        <w:t>选大学要选学校、选专业、选城市；总体来看985大学比211的竞争力更强一些，211更多是部分热门专业比一些985大学有优势，但是实际就业的时候，除非是定向就业的场景，否则一般情况下都是985大学更有竞争力，比如985大学的保研名额通常更多一些，图书馆等资源更丰富一些；</w:t>
+      </w:r>
+      <w:r>
+        <w:rPr>
+          <w:rFonts w:ascii="宋体" w:eastAsia="宋体" w:hAnsi="宋体" w:hint="eastAsia"/>
+        </w:rPr>
+        <w:t>还有“</w:t>
+      </w:r>
+      <w:r>
+        <w:rPr>
+          <w:rFonts w:ascii="宋体" w:eastAsia="宋体" w:hAnsi="宋体" w:hint="eastAsia"/>
+        </w:rPr>
+        <w:t>上了大学就轻松了</w:t>
+      </w:r>
+      <w:r>
+        <w:rPr>
+          <w:rFonts w:ascii="宋体" w:eastAsia="宋体" w:hAnsi="宋体" w:hint="eastAsia"/>
+        </w:rPr>
+        <w:t>”</w:t>
+      </w:r>
+      <w:r>
+        <w:rPr>
+          <w:rFonts w:ascii="宋体" w:eastAsia="宋体" w:hAnsi="宋体" w:hint="eastAsia"/>
+        </w:rPr>
+        <w:t>这种说法是非常错误的，中学更多是起到筛选作用，或者说筛选大于培养。大学才是更应该学习的时候，大学学习的内容和个人的职业生涯有非常强的关系</w:t>
+      </w:r>
+      <w:r>
+        <w:rPr>
+          <w:rFonts w:ascii="宋体" w:eastAsia="宋体" w:hAnsi="宋体" w:hint="eastAsia"/>
+        </w:rPr>
+        <w:t>。</w:t>
+      </w:r>
+      <w:r>
+        <w:rPr>
+          <w:rFonts w:ascii="宋体" w:eastAsia="宋体" w:hAnsi="宋体" w:hint="eastAsia"/>
+        </w:rPr>
+        <w:t>不应该把自己的期望强加给子女，</w:t>
+      </w:r>
+      <w:r>
+        <w:rPr>
+          <w:rFonts w:ascii="宋体" w:eastAsia="宋体" w:hAnsi="宋体" w:hint="eastAsia"/>
+        </w:rPr>
+        <w:t>特别是如果自己没有能力安排好</w:t>
+      </w:r>
+      <w:r>
+        <w:rPr>
+          <w:rFonts w:ascii="宋体" w:eastAsia="宋体" w:hAnsi="宋体" w:hint="eastAsia"/>
+        </w:rPr>
+        <w:t>子女</w:t>
+      </w:r>
+      <w:r>
+        <w:rPr>
+          <w:rFonts w:ascii="宋体" w:eastAsia="宋体" w:hAnsi="宋体" w:hint="eastAsia"/>
+        </w:rPr>
+        <w:t>未来的人生主线</w:t>
+      </w:r>
+      <w:r>
+        <w:rPr>
+          <w:rFonts w:ascii="宋体" w:eastAsia="宋体" w:hAnsi="宋体" w:hint="eastAsia"/>
+        </w:rPr>
+        <w:t>。</w:t>
+      </w:r>
+    </w:p>
+    <w:p>
+      <w:pPr>
+        <w:spacing w:line="360" w:lineRule="auto"/>
+        <w:ind w:firstLineChars="200" w:firstLine="420"/>
+        <w:rPr>
+          <w:rFonts w:ascii="宋体" w:eastAsia="宋体" w:hAnsi="宋体" w:hint="eastAsia"/>
+        </w:rPr>
+      </w:pPr>
+      <w:r>
+        <w:rPr>
+          <w:rFonts w:ascii="宋体" w:eastAsia="宋体" w:hAnsi="宋体" w:hint="eastAsia"/>
+        </w:rPr>
+        <w:t>经验教训：</w:t>
+      </w:r>
+    </w:p>
+    <w:p>
+      <w:pPr>
+        <w:spacing w:line="360" w:lineRule="auto"/>
+        <w:ind w:firstLineChars="200" w:firstLine="420"/>
+        <w:rPr>
+          <w:rFonts w:ascii="宋体" w:eastAsia="宋体" w:hAnsi="宋体" w:hint="eastAsia"/>
+        </w:rPr>
+      </w:pPr>
+      <w:r>
+        <w:rPr>
+          <w:rFonts w:ascii="宋体" w:eastAsia="宋体" w:hAnsi="宋体" w:hint="eastAsia"/>
+        </w:rPr>
         <w:lastRenderedPageBreak/>
-        <w:t>过于节俭</w:t>
-      </w:r>
-      <w:r>
+        <w:t>关于认知局限性，</w:t>
+      </w:r>
+      <w:r>
+        <w:rPr>
+          <w:rFonts w:ascii="宋体" w:eastAsia="宋体" w:hAnsi="宋体" w:hint="eastAsia"/>
+        </w:rPr>
+        <w:t>不知道本身没有什么问题，只要保持沉默就好。一知半解本身影响也不大，作为茶余饭后的谈资没有什么问题。比较糟糕的一种情况是，对事情本身的认识是一知半解，但是却要做出决定，并且这个决定是对其他人有影响的</w:t>
+      </w:r>
+      <w:r>
+        <w:rPr>
+          <w:rFonts w:ascii="宋体" w:eastAsia="宋体" w:hAnsi="宋体" w:hint="eastAsia"/>
+        </w:rPr>
+        <w:t>。一定要扩展认知，基本的途径就是尽可能获取广泛的有价值的信息、持续的进行阅读学习。</w:t>
+      </w:r>
+    </w:p>
+    <w:p>
+      <w:pPr>
+        <w:pStyle w:val="3"/>
+        <w:numPr>
+          <w:ilvl w:val="2"/>
+          <w:numId w:val="1"/>
+        </w:numPr>
         <w:rPr>
           <w:rFonts w:eastAsia="宋体" w:hint="eastAsia"/>
           <w:b/>
           <w:color w:val="000000" w:themeColor="text1"/>
         </w:rPr>
+      </w:pPr>
+      <w:r>
+        <w:rPr>
+          <w:rFonts w:eastAsia="宋体" w:hint="eastAsia"/>
+          <w:b/>
+          <w:color w:val="000000" w:themeColor="text1"/>
+        </w:rPr>
+        <w:t>过于节俭</w:t>
+      </w:r>
+      <w:r>
+        <w:rPr>
+          <w:rFonts w:eastAsia="宋体" w:hint="eastAsia"/>
+          <w:b/>
+          <w:color w:val="000000" w:themeColor="text1"/>
+        </w:rPr>
         <w:t>：</w:t>
       </w:r>
     </w:p>
@@ -479,6 +508,69 @@
           <w:rFonts w:ascii="宋体" w:eastAsia="宋体" w:hAnsi="宋体" w:hint="eastAsia"/>
         </w:rPr>
         <w:t>和城市还是有很大的差距，比如夏天没有空调，温度很高的情况下，不容易安静下来学习。</w:t>
+      </w:r>
+      <w:r>
+        <w:rPr>
+          <w:rFonts w:ascii="宋体" w:eastAsia="宋体" w:hAnsi="宋体" w:hint="eastAsia"/>
+        </w:rPr>
+        <w:t>甚至到2026年的今天，开不开空调都还要纠结。</w:t>
+      </w:r>
+    </w:p>
+    <w:p>
+      <w:pPr>
+        <w:spacing w:line="360" w:lineRule="auto"/>
+        <w:ind w:firstLineChars="200" w:firstLine="420"/>
+        <w:rPr>
+          <w:rFonts w:ascii="宋体" w:eastAsia="宋体" w:hAnsi="宋体" w:hint="eastAsia"/>
+        </w:rPr>
+      </w:pPr>
+      <w:r>
+        <w:rPr>
+          <w:rFonts w:ascii="宋体" w:eastAsia="宋体" w:hAnsi="宋体" w:hint="eastAsia"/>
+        </w:rPr>
+        <w:t>这种过于简朴成的后果是，遇到很多事情不敢尝试，缺少试错的魄力。</w:t>
+      </w:r>
+      <w:r>
+        <w:rPr>
+          <w:rFonts w:ascii="宋体" w:eastAsia="宋体" w:hAnsi="宋体" w:hint="eastAsia"/>
+        </w:rPr>
+        <w:t>很多事情是必须要投入一定成本的</w:t>
+      </w:r>
+      <w:r>
+        <w:rPr>
+          <w:rFonts w:ascii="宋体" w:eastAsia="宋体" w:hAnsi="宋体" w:hint="eastAsia"/>
+        </w:rPr>
+        <w:t>，并且要接受一些成本变成沉没成本</w:t>
+      </w:r>
+      <w:r>
+        <w:rPr>
+          <w:rFonts w:ascii="宋体" w:eastAsia="宋体" w:hAnsi="宋体" w:hint="eastAsia"/>
+        </w:rPr>
+        <w:t>，要认识到</w:t>
+      </w:r>
+      <w:r>
+        <w:rPr>
+          <w:rFonts w:ascii="宋体" w:eastAsia="宋体" w:hAnsi="宋体" w:hint="eastAsia"/>
+        </w:rPr>
+        <w:t>在一般情况下</w:t>
+      </w:r>
+      <w:r>
+        <w:rPr>
+          <w:rFonts w:ascii="宋体" w:eastAsia="宋体" w:hAnsi="宋体" w:hint="eastAsia"/>
+        </w:rPr>
+        <w:t>投入和产出基本上是趋势是一致的</w:t>
+      </w:r>
+      <w:r>
+        <w:rPr>
+          <w:rFonts w:ascii="宋体" w:eastAsia="宋体" w:hAnsi="宋体" w:hint="eastAsia"/>
+        </w:rPr>
+        <w:t>。</w:t>
+      </w:r>
+      <w:r>
+        <w:rPr>
+          <w:rFonts w:ascii="宋体" w:eastAsia="宋体" w:hAnsi="宋体" w:hint="eastAsia"/>
+        </w:rPr>
+        <w:t>时至今日才逐渐摆脱这种负面影响。</w:t>
       </w:r>
     </w:p>
     <w:p>
@@ -525,6 +617,64 @@
     </w:sectPr>
   </w:body>
 </w:document>
+</file>
+
+<file path=word/endnotes.xml><?xml version="1.0" encoding="utf-8"?>
+<w:endnotes xmlns:wpc="http://schemas.microsoft.com/office/word/2010/wordprocessingCanvas" xmlns:cx="http://schemas.microsoft.com/office/drawing/2014/chartex" xmlns:cx1="http://schemas.microsoft.com/office/drawing/2015/9/8/chartex" xmlns:cx2="http://schemas.microsoft.com/office/drawing/2015/10/21/chartex" xmlns:cx3="http://schemas.microsoft.com/office/drawing/2016/5/9/chartex" xmlns:cx4="http://schemas.microsoft.com/office/drawing/2016/5/10/chartex" xmlns:cx5="http://schemas.microsoft.com/office/drawing/2016/5/11/chartex" xmlns:cx6="http://schemas.microsoft.com/office/drawing/2016/5/12/chartex" xmlns:cx7="http://schemas.microsoft.com/office/drawing/2016/5/13/chartex" xmlns:cx8="http://schemas.microsoft.com/office/drawing/2016/5/14/chartex" xmlns:mc="http://schemas.openxmlformats.org/markup-compatibility/2006" xmlns:aink="http://schemas.microsoft.com/office/drawing/2016/ink" xmlns:am3d="http://schemas.microsoft.com/office/drawing/2017/model3d" xmlns:o="urn:schemas-microsoft-com:office:office" xmlns:oel="http://schemas.microsoft.com/office/2019/extlst" xmlns:r="http://schemas.openxmlformats.org/officeDocument/2006/relationships" xmlns:m="http://schemas.openxmlformats.org/officeDocument/2006/math" xmlns:v="urn:schemas-microsoft-com:vml" xmlns:wp14="http://schemas.microsoft.com/office/word/2010/wordprocessingDrawing" xmlns:wp="http://schemas.openxmlformats.org/drawingml/2006/wordprocessingDrawing" xmlns:w10="urn:schemas-microsoft-com:office:word" xmlns:w="http://schemas.openxmlformats.org/wordprocessingml/2006/main" xmlns:w14="http://schemas.microsoft.com/office/word/2010/wordml" xmlns:w15="http://schemas.microsoft.com/office/word/2012/wordml" xmlns:w16cei="http://schemas.microsoft.com/office/word/2026/wordml/cei" xmlns:w16cex="http://schemas.microsoft.com/office/word/2018/wordml/cex" xmlns:w16cid="http://schemas.microsoft.com/office/word/2016/wordml/cid" xmlns:w16="http://schemas.microsoft.com/office/word/2018/wordml" xmlns:w16du="http://schemas.microsoft.com/office/word/2023/wordml/word16du" xmlns:w16sdtdh="http://schemas.microsoft.com/office/word/2020/wordml/sdtdatahash" xmlns:w16sdtfl="http://schemas.microsoft.com/office/word/2024/wordml/sdtformatlock" xmlns:w16se="http://schemas.microsoft.com/office/word/2015/wordml/symex" xmlns:wpg="http://schemas.microsoft.com/office/word/2010/wordprocessingGroup" xmlns:wpi="http://schemas.microsoft.com/office/word/2010/wordprocessingInk" xmlns:wne="http://schemas.microsoft.com/office/word/2006/wordml" xmlns:wps="http://schemas.microsoft.com/office/word/2010/wordprocessingShape" mc:Ignorable="w14 w15 w16se w16cid w16 w16cex w16sdtdh w16sdtfl w16du wp14">
+  <w:endnote w:type="separator" w:id="-1">
+    <w:p>
+      <w:pPr>
+        <w:rPr>
+          <w:rFonts w:hint="eastAsia"/>
+        </w:rPr>
+      </w:pPr>
+      <w:r>
+        <w:separator/>
+      </w:r>
+    </w:p>
+  </w:endnote>
+  <w:endnote w:type="continuationSeparator" w:id="0">
+    <w:p>
+      <w:pPr>
+        <w:rPr>
+          <w:rFonts w:hint="eastAsia"/>
+        </w:rPr>
+      </w:pPr>
+      <w:r>
+        <w:continuationSeparator/>
+      </w:r>
+    </w:p>
+  </w:endnote>
+</w:endnotes>
+</file>
+
+<file path=word/footnotes.xml><?xml version="1.0" encoding="utf-8"?>
+<w:footnotes xmlns:wpc="http://schemas.microsoft.com/office/word/2010/wordprocessingCanvas" xmlns:cx="http://schemas.microsoft.com/office/drawing/2014/chartex" xmlns:cx1="http://schemas.microsoft.com/office/drawing/2015/9/8/chartex" xmlns:cx2="http://schemas.microsoft.com/office/drawing/2015/10/21/chartex" xmlns:cx3="http://schemas.microsoft.com/office/drawing/2016/5/9/chartex" xmlns:cx4="http://schemas.microsoft.com/office/drawing/2016/5/10/chartex" xmlns:cx5="http://schemas.microsoft.com/office/drawing/2016/5/11/chartex" xmlns:cx6="http://schemas.microsoft.com/office/drawing/2016/5/12/chartex" xmlns:cx7="http://schemas.microsoft.com/office/drawing/2016/5/13/chartex" xmlns:cx8="http://schemas.microsoft.com/office/drawing/2016/5/14/chartex" xmlns:mc="http://schemas.openxmlformats.org/markup-compatibility/2006" xmlns:aink="http://schemas.microsoft.com/office/drawing/2016/ink" xmlns:am3d="http://schemas.microsoft.com/office/drawing/2017/model3d" xmlns:o="urn:schemas-microsoft-com:office:office" xmlns:oel="http://schemas.microsoft.com/office/2019/extlst" xmlns:r="http://schemas.openxmlformats.org/officeDocument/2006/relationships" xmlns:m="http://schemas.openxmlformats.org/officeDocument/2006/math" xmlns:v="urn:schemas-microsoft-com:vml" xmlns:wp14="http://schemas.microsoft.com/office/word/2010/wordprocessingDrawing" xmlns:wp="http://schemas.openxmlformats.org/drawingml/2006/wordprocessingDrawing" xmlns:w10="urn:schemas-microsoft-com:office:word" xmlns:w="http://schemas.openxmlformats.org/wordprocessingml/2006/main" xmlns:w14="http://schemas.microsoft.com/office/word/2010/wordml" xmlns:w15="http://schemas.microsoft.com/office/word/2012/wordml" xmlns:w16cei="http://schemas.microsoft.com/office/word/2026/wordml/cei" xmlns:w16cex="http://schemas.microsoft.com/office/word/2018/wordml/cex" xmlns:w16cid="http://schemas.microsoft.com/office/word/2016/wordml/cid" xmlns:w16="http://schemas.microsoft.com/office/word/2018/wordml" xmlns:w16du="http://schemas.microsoft.com/office/word/2023/wordml/word16du" xmlns:w16sdtdh="http://schemas.microsoft.com/office/word/2020/wordml/sdtdatahash" xmlns:w16sdtfl="http://schemas.microsoft.com/office/word/2024/wordml/sdtformatlock" xmlns:w16se="http://schemas.microsoft.com/office/word/2015/wordml/symex" xmlns:wpg="http://schemas.microsoft.com/office/word/2010/wordprocessingGroup" xmlns:wpi="http://schemas.microsoft.com/office/word/2010/wordprocessingInk" xmlns:wne="http://schemas.microsoft.com/office/word/2006/wordml" xmlns:wps="http://schemas.microsoft.com/office/word/2010/wordprocessingShape" mc:Ignorable="w14 w15 w16se w16cid w16 w16cex w16sdtdh w16sdtfl w16du wp14">
+  <w:footnote w:type="separator" w:id="-1">
+    <w:p>
+      <w:pPr>
+        <w:rPr>
+          <w:rFonts w:hint="eastAsia"/>
+        </w:rPr>
+      </w:pPr>
+      <w:r>
+        <w:separator/>
+      </w:r>
+    </w:p>
+  </w:footnote>
+  <w:footnote w:type="continuationSeparator" w:id="0">
+    <w:p>
+      <w:pPr>
+        <w:rPr>
+          <w:rFonts w:hint="eastAsia"/>
+        </w:rPr>
+      </w:pPr>
+      <w:r>
+        <w:continuationSeparator/>
+      </w:r>
+    </w:p>
+  </w:footnote>
+</w:footnotes>
 </file>
 
 <file path=word/numbering.xml><?xml version="1.0" encoding="utf-8"?>
@@ -1541,6 +1691,68 @@
       <w:spacing w:val="5"/>
     </w:rPr>
   </w:style>
+  <w:style w:type="paragraph" w:styleId="ae">
+    <w:name w:val="header"/>
+    <w:basedOn w:val="a"/>
+    <w:link w:val="af"/>
+    <w:uiPriority w:val="99"/>
+    <w:unhideWhenUsed/>
+    <w:rsid w:val="00156CAE"/>
+    <w:pPr>
+      <w:tabs>
+        <w:tab w:val="center" w:pos="4153"/>
+        <w:tab w:val="right" w:pos="8306"/>
+      </w:tabs>
+      <w:snapToGrid w:val="0"/>
+      <w:jc w:val="center"/>
+    </w:pPr>
+    <w:rPr>
+      <w:sz w:val="18"/>
+      <w:szCs w:val="18"/>
+    </w:rPr>
+  </w:style>
+  <w:style w:type="character" w:customStyle="1" w:styleId="af">
+    <w:name w:val="页眉 字符"/>
+    <w:basedOn w:val="a0"/>
+    <w:link w:val="ae"/>
+    <w:uiPriority w:val="99"/>
+    <w:rsid w:val="00156CAE"/>
+    <w:rPr>
+      <w:sz w:val="18"/>
+      <w:szCs w:val="18"/>
+    </w:rPr>
+  </w:style>
+  <w:style w:type="paragraph" w:styleId="af0">
+    <w:name w:val="footer"/>
+    <w:basedOn w:val="a"/>
+    <w:link w:val="af1"/>
+    <w:uiPriority w:val="99"/>
+    <w:unhideWhenUsed/>
+    <w:rsid w:val="00156CAE"/>
+    <w:pPr>
+      <w:tabs>
+        <w:tab w:val="center" w:pos="4153"/>
+        <w:tab w:val="right" w:pos="8306"/>
+      </w:tabs>
+      <w:snapToGrid w:val="0"/>
+      <w:jc w:val="left"/>
+    </w:pPr>
+    <w:rPr>
+      <w:sz w:val="18"/>
+      <w:szCs w:val="18"/>
+    </w:rPr>
+  </w:style>
+  <w:style w:type="character" w:customStyle="1" w:styleId="af1">
+    <w:name w:val="页脚 字符"/>
+    <w:basedOn w:val="a0"/>
+    <w:link w:val="af0"/>
+    <w:uiPriority w:val="99"/>
+    <w:rsid w:val="00156CAE"/>
+    <w:rPr>
+      <w:sz w:val="18"/>
+      <w:szCs w:val="18"/>
+    </w:rPr>
+  </w:style>
 </w:styles>
 </file>
 

--- a/test/人物分析系列.docx
+++ b/test/人物分析系列.docx
@@ -128,7 +128,7 @@
           <w:b/>
           <w:color w:val="000000" w:themeColor="text1"/>
         </w:rPr>
-        <w:t>重视学习</w:t>
+        <w:t>朴实</w:t>
       </w:r>
     </w:p>
     <w:p>
@@ -143,8 +143,364 @@
         <w:rPr>
           <w:rFonts w:ascii="宋体" w:eastAsia="宋体" w:hAnsi="宋体" w:hint="eastAsia"/>
         </w:rPr>
+        <w:t>生活节俭，不会铺张浪费</w:t>
+      </w:r>
+      <w:r>
+        <w:rPr>
+          <w:rFonts w:ascii="宋体" w:eastAsia="宋体" w:hAnsi="宋体" w:hint="eastAsia"/>
+        </w:rPr>
+        <w:t>。</w:t>
+      </w:r>
+      <w:r>
+        <w:rPr>
+          <w:rFonts w:ascii="宋体" w:eastAsia="宋体" w:hAnsi="宋体" w:hint="eastAsia"/>
+        </w:rPr>
+        <w:t>比如</w:t>
+      </w:r>
+      <w:r>
+        <w:rPr>
+          <w:rFonts w:ascii="宋体" w:eastAsia="宋体" w:hAnsi="宋体" w:hint="eastAsia"/>
+        </w:rPr>
+        <w:t>，</w:t>
+      </w:r>
+      <w:r>
+        <w:rPr>
+          <w:rFonts w:ascii="宋体" w:eastAsia="宋体" w:hAnsi="宋体" w:hint="eastAsia"/>
+        </w:rPr>
+        <w:t>平时生活里面饮食非常简单，有时候甚至不会炒菜</w:t>
+      </w:r>
+      <w:r>
+        <w:rPr>
+          <w:rFonts w:ascii="宋体" w:eastAsia="宋体" w:hAnsi="宋体" w:hint="eastAsia"/>
+        </w:rPr>
+        <w:t>；</w:t>
+      </w:r>
+      <w:r>
+        <w:rPr>
+          <w:rFonts w:ascii="宋体" w:eastAsia="宋体" w:hAnsi="宋体"/>
+        </w:rPr>
+        <w:t>坏了的水果，切掉坏的部分还继续吃</w:t>
+      </w:r>
+      <w:r>
+        <w:rPr>
+          <w:rFonts w:ascii="宋体" w:eastAsia="宋体" w:hAnsi="宋体" w:hint="eastAsia"/>
+        </w:rPr>
+        <w:t>；</w:t>
+      </w:r>
+      <w:r>
+        <w:rPr>
+          <w:rFonts w:ascii="宋体" w:eastAsia="宋体" w:hAnsi="宋体"/>
+        </w:rPr>
+        <w:t>买比较便宜的衣服鞋子</w:t>
+      </w:r>
+      <w:r>
+        <w:rPr>
+          <w:rFonts w:ascii="宋体" w:eastAsia="宋体" w:hAnsi="宋体" w:hint="eastAsia"/>
+        </w:rPr>
+        <w:t>，</w:t>
+      </w:r>
+      <w:r>
+        <w:rPr>
+          <w:rFonts w:ascii="宋体" w:eastAsia="宋体" w:hAnsi="宋体" w:hint="eastAsia"/>
+        </w:rPr>
+        <w:t>穿</w:t>
+      </w:r>
+      <w:r>
+        <w:rPr>
+          <w:rFonts w:ascii="宋体" w:eastAsia="宋体" w:hAnsi="宋体" w:hint="eastAsia"/>
+        </w:rPr>
+        <w:t>破了的会想着修补，而不是立刻扔掉</w:t>
+      </w:r>
+      <w:r>
+        <w:rPr>
+          <w:rFonts w:ascii="宋体" w:eastAsia="宋体" w:hAnsi="宋体" w:hint="eastAsia"/>
+        </w:rPr>
+        <w:t>；</w:t>
+      </w:r>
+      <w:r>
+        <w:rPr>
+          <w:rFonts w:ascii="宋体" w:eastAsia="宋体" w:hAnsi="宋体"/>
+        </w:rPr>
+        <w:t>家里养的狗吃剩饭剩菜，有时候估计也是吃不饱</w:t>
+      </w:r>
+      <w:r>
+        <w:rPr>
+          <w:rFonts w:ascii="宋体" w:eastAsia="宋体" w:hAnsi="宋体" w:hint="eastAsia"/>
+        </w:rPr>
+        <w:t>。</w:t>
+      </w:r>
+    </w:p>
+    <w:p>
+      <w:pPr>
+        <w:spacing w:line="360" w:lineRule="auto"/>
+        <w:ind w:firstLineChars="200" w:firstLine="420"/>
+        <w:rPr>
+          <w:rFonts w:ascii="宋体" w:eastAsia="宋体" w:hAnsi="宋体" w:hint="eastAsia"/>
+        </w:rPr>
+      </w:pPr>
+      <w:r>
+        <w:rPr>
+          <w:rFonts w:ascii="宋体" w:eastAsia="宋体" w:hAnsi="宋体" w:hint="eastAsia"/>
+        </w:rPr>
+        <w:t>以真诚的态度和人交往，</w:t>
+      </w:r>
+      <w:r>
+        <w:rPr>
+          <w:rFonts w:ascii="宋体" w:eastAsia="宋体" w:hAnsi="宋体" w:hint="eastAsia"/>
+        </w:rPr>
+        <w:t>待人接物不会投机取巧，哪怕自己吃点亏，也不愿去争抢不属于自己的那一份</w:t>
+      </w:r>
+      <w:r>
+        <w:rPr>
+          <w:rFonts w:ascii="宋体" w:eastAsia="宋体" w:hAnsi="宋体" w:hint="eastAsia"/>
+        </w:rPr>
+        <w:t>。</w:t>
+      </w:r>
+      <w:r>
+        <w:rPr>
+          <w:rFonts w:ascii="宋体" w:eastAsia="宋体" w:hAnsi="宋体" w:hint="eastAsia"/>
+        </w:rPr>
+        <w:t>比如</w:t>
+      </w:r>
+      <w:r>
+        <w:rPr>
+          <w:rFonts w:ascii="宋体" w:eastAsia="宋体" w:hAnsi="宋体" w:hint="eastAsia"/>
+        </w:rPr>
+        <w:t>，</w:t>
+      </w:r>
+      <w:r>
+        <w:rPr>
+          <w:rFonts w:ascii="宋体" w:eastAsia="宋体" w:hAnsi="宋体" w:hint="eastAsia"/>
+        </w:rPr>
+        <w:t>在赡养老人方面，能够不计得失的主动承担责任</w:t>
+      </w:r>
+      <w:r>
+        <w:rPr>
+          <w:rFonts w:ascii="宋体" w:eastAsia="宋体" w:hAnsi="宋体" w:hint="eastAsia"/>
+        </w:rPr>
+        <w:t>，</w:t>
+      </w:r>
+      <w:r>
+        <w:rPr>
+          <w:rFonts w:ascii="宋体" w:eastAsia="宋体" w:hAnsi="宋体"/>
+        </w:rPr>
+        <w:t>把老人安顿在身边，平时照顾些生活上的事情</w:t>
+      </w:r>
+      <w:r>
+        <w:rPr>
+          <w:rFonts w:ascii="宋体" w:eastAsia="宋体" w:hAnsi="宋体" w:hint="eastAsia"/>
+        </w:rPr>
+        <w:t>。</w:t>
+      </w:r>
+    </w:p>
+    <w:p>
+      <w:pPr>
+        <w:pStyle w:val="3"/>
+        <w:numPr>
+          <w:ilvl w:val="2"/>
+          <w:numId w:val="1"/>
+        </w:numPr>
+        <w:rPr>
+          <w:rFonts w:eastAsia="宋体" w:hint="eastAsia"/>
+          <w:b/>
+          <w:color w:val="000000" w:themeColor="text1"/>
+        </w:rPr>
+      </w:pPr>
+      <w:r>
+        <w:rPr>
+          <w:rFonts w:eastAsia="宋体"/>
+          <w:b/>
+          <w:color w:val="000000" w:themeColor="text1"/>
+        </w:rPr>
+        <w:t>勤劳</w:t>
+      </w:r>
+    </w:p>
+    <w:p>
+      <w:pPr>
+        <w:spacing w:line="360" w:lineRule="auto"/>
+        <w:ind w:firstLineChars="200" w:firstLine="420"/>
+        <w:rPr>
+          <w:rFonts w:ascii="宋体" w:eastAsia="宋体" w:hAnsi="宋体" w:hint="eastAsia"/>
+        </w:rPr>
+      </w:pPr>
+      <w:r>
+        <w:rPr>
+          <w:rFonts w:ascii="宋体" w:eastAsia="宋体" w:hAnsi="宋体"/>
+        </w:rPr>
+        <w:t>勤于农事</w:t>
+      </w:r>
+      <w:r>
+        <w:rPr>
+          <w:rFonts w:ascii="宋体" w:eastAsia="宋体" w:hAnsi="宋体" w:hint="eastAsia"/>
+        </w:rPr>
+        <w:t>。</w:t>
+      </w:r>
+      <w:r>
+        <w:rPr>
+          <w:rFonts w:ascii="宋体" w:eastAsia="宋体" w:hAnsi="宋体"/>
+        </w:rPr>
+        <w:t>除了自己家的耕地，还承包了其他人家的耕地来种</w:t>
+      </w:r>
+      <w:r>
+        <w:rPr>
+          <w:rFonts w:ascii="宋体" w:eastAsia="宋体" w:hAnsi="宋体" w:hint="eastAsia"/>
+        </w:rPr>
+        <w:t>；</w:t>
+      </w:r>
+      <w:r>
+        <w:rPr>
+          <w:rFonts w:ascii="宋体" w:eastAsia="宋体" w:hAnsi="宋体"/>
+        </w:rPr>
+        <w:t>做农活起早贪黑</w:t>
+      </w:r>
+      <w:r>
+        <w:rPr>
+          <w:rFonts w:ascii="宋体" w:eastAsia="宋体" w:hAnsi="宋体" w:hint="eastAsia"/>
+        </w:rPr>
+        <w:t>，</w:t>
+      </w:r>
+      <w:r>
+        <w:rPr>
+          <w:rFonts w:ascii="宋体" w:eastAsia="宋体" w:hAnsi="宋体"/>
+        </w:rPr>
+        <w:t>旱季的时候费很大的力气给玉米地里浇水</w:t>
+      </w:r>
+      <w:r>
+        <w:rPr>
+          <w:rFonts w:ascii="宋体" w:eastAsia="宋体" w:hAnsi="宋体" w:hint="eastAsia"/>
+        </w:rPr>
+        <w:t>。</w:t>
+      </w:r>
+    </w:p>
+    <w:p>
+      <w:pPr>
+        <w:spacing w:line="360" w:lineRule="auto"/>
+        <w:ind w:firstLineChars="200" w:firstLine="420"/>
+        <w:rPr>
+          <w:rFonts w:ascii="宋体" w:eastAsia="宋体" w:hAnsi="宋体" w:hint="eastAsia"/>
+        </w:rPr>
+      </w:pPr>
+      <w:r>
+        <w:rPr>
+          <w:rFonts w:ascii="宋体" w:eastAsia="宋体" w:hAnsi="宋体"/>
+        </w:rPr>
+        <w:t>改善居住环境</w:t>
+      </w:r>
+      <w:r>
+        <w:rPr>
+          <w:rFonts w:ascii="宋体" w:eastAsia="宋体" w:hAnsi="宋体" w:hint="eastAsia"/>
+        </w:rPr>
+        <w:t>。</w:t>
+      </w:r>
+      <w:r>
+        <w:rPr>
+          <w:rFonts w:ascii="宋体" w:eastAsia="宋体" w:hAnsi="宋体"/>
+        </w:rPr>
+        <w:t>盖了两座房子，在盖房子期间，能自己做的事情都尽可能自己做，投入了大量的体力劳动</w:t>
+      </w:r>
+      <w:r>
+        <w:rPr>
+          <w:rFonts w:ascii="宋体" w:eastAsia="宋体" w:hAnsi="宋体" w:hint="eastAsia"/>
+        </w:rPr>
+        <w:t>。</w:t>
+      </w:r>
+    </w:p>
+    <w:p>
+      <w:pPr>
+        <w:spacing w:line="360" w:lineRule="auto"/>
+        <w:ind w:firstLineChars="200" w:firstLine="420"/>
+        <w:rPr>
+          <w:rFonts w:ascii="宋体" w:eastAsia="宋体" w:hAnsi="宋体" w:hint="eastAsia"/>
+        </w:rPr>
+      </w:pPr>
+      <w:r>
+        <w:rPr>
+          <w:rFonts w:ascii="宋体" w:eastAsia="宋体" w:hAnsi="宋体"/>
+        </w:rPr>
+        <w:t>尝试不同的方式增加收入</w:t>
+      </w:r>
+      <w:r>
+        <w:rPr>
+          <w:rFonts w:ascii="宋体" w:eastAsia="宋体" w:hAnsi="宋体" w:hint="eastAsia"/>
+        </w:rPr>
+        <w:t>。</w:t>
+      </w:r>
+      <w:r>
+        <w:rPr>
+          <w:rFonts w:ascii="宋体" w:eastAsia="宋体" w:hAnsi="宋体"/>
+        </w:rPr>
+        <w:t>比如合资购买联合收割机收小麦、合伙组件装修队装修房子。</w:t>
+      </w:r>
+      <w:r>
+        <w:rPr>
+          <w:rFonts w:ascii="宋体" w:eastAsia="宋体" w:hAnsi="宋体"/>
+        </w:rPr>
+        <w:t>农闲时候会打一些零工，像摘苹果之类的事情</w:t>
+      </w:r>
+      <w:r>
+        <w:rPr>
+          <w:rFonts w:ascii="宋体" w:eastAsia="宋体" w:hAnsi="宋体" w:hint="eastAsia"/>
+        </w:rPr>
+        <w:t>。</w:t>
+      </w:r>
+    </w:p>
+    <w:p>
+      <w:pPr>
+        <w:pStyle w:val="3"/>
+        <w:numPr>
+          <w:ilvl w:val="2"/>
+          <w:numId w:val="1"/>
+        </w:numPr>
+        <w:rPr>
+          <w:rFonts w:eastAsia="宋体" w:hint="eastAsia"/>
+          <w:b/>
+          <w:color w:val="000000" w:themeColor="text1"/>
+        </w:rPr>
+      </w:pPr>
+      <w:r>
+        <w:rPr>
+          <w:rFonts w:eastAsia="宋体" w:hint="eastAsia"/>
+          <w:b/>
+          <w:color w:val="000000" w:themeColor="text1"/>
+        </w:rPr>
+        <w:t>重视学习</w:t>
+      </w:r>
+    </w:p>
+    <w:p>
+      <w:pPr>
+        <w:spacing w:line="360" w:lineRule="auto"/>
+        <w:ind w:firstLineChars="200" w:firstLine="420"/>
+        <w:rPr>
+          <w:rFonts w:ascii="宋体" w:eastAsia="宋体" w:hAnsi="宋体"/>
+        </w:rPr>
+      </w:pPr>
+      <w:r>
+        <w:rPr>
+          <w:rFonts w:ascii="宋体" w:eastAsia="宋体" w:hAnsi="宋体" w:hint="eastAsia"/>
+        </w:rPr>
         <w:t>（不是教育，教育还体现在除了学习之外的其他很多方面），</w:t>
       </w:r>
+      <w:r>
+        <w:rPr>
+          <w:rFonts w:ascii="宋体" w:eastAsia="宋体" w:hAnsi="宋体"/>
+        </w:rPr>
+        <w:t>在平时的生活里会经常强调文化学习的重要性，有助于塑造良好的学习习惯</w:t>
+      </w:r>
+      <w:r>
+        <w:rPr>
+          <w:rFonts w:ascii="宋体" w:eastAsia="宋体" w:hAnsi="宋体" w:hint="eastAsia"/>
+        </w:rPr>
+        <w:t>。</w:t>
+      </w:r>
+    </w:p>
+    <w:p>
+      <w:pPr>
+        <w:spacing w:line="360" w:lineRule="auto"/>
+        <w:ind w:firstLineChars="200" w:firstLine="420"/>
+        <w:rPr>
+          <w:rFonts w:ascii="宋体" w:eastAsia="宋体" w:hAnsi="宋体" w:hint="eastAsia"/>
+        </w:rPr>
+      </w:pPr>
     </w:p>
     <w:p>
       <w:pPr>
@@ -165,6 +521,7 @@
           <w:b/>
           <w:color w:val="000000" w:themeColor="text1"/>
         </w:rPr>
+        <w:lastRenderedPageBreak/>
         <w:t>缺点</w:t>
       </w:r>
     </w:p>
@@ -180,19 +537,19 @@
         <w:rPr>
           <w:rFonts w:ascii="宋体" w:eastAsia="宋体" w:hAnsi="宋体" w:hint="eastAsia"/>
         </w:rPr>
-        <w:t>好面子、情绪不稳定、认知很局限、分不清重点</w:t>
-      </w:r>
-      <w:r>
-        <w:rPr>
-          <w:rFonts w:ascii="宋体" w:eastAsia="宋体" w:hAnsi="宋体" w:hint="eastAsia"/>
-        </w:rPr>
-        <w:t>、</w:t>
-      </w:r>
-      <w:r>
-        <w:rPr>
-          <w:rFonts w:ascii="宋体" w:eastAsia="宋体" w:hAnsi="宋体" w:hint="eastAsia"/>
-        </w:rPr>
-        <w:t>过于节俭</w:t>
+        <w:t>好面子、情绪不稳定、认知很局限</w:t>
+      </w:r>
+      <w:r>
+        <w:rPr>
+          <w:rFonts w:ascii="宋体" w:eastAsia="宋体" w:hAnsi="宋体" w:hint="eastAsia"/>
+        </w:rPr>
+        <w:t>、过于节俭</w:t>
+      </w:r>
+      <w:r>
+        <w:rPr>
+          <w:rFonts w:ascii="宋体" w:eastAsia="宋体" w:hAnsi="宋体" w:hint="eastAsia"/>
+        </w:rPr>
+        <w:t>、分不清重点</w:t>
       </w:r>
     </w:p>
     <w:p>
@@ -203,7 +560,7 @@
           <w:numId w:val="1"/>
         </w:numPr>
         <w:rPr>
-          <w:rFonts w:eastAsia="宋体"/>
+          <w:rFonts w:eastAsia="宋体" w:hint="eastAsia"/>
           <w:b/>
           <w:color w:val="000000" w:themeColor="text1"/>
         </w:rPr>
@@ -383,7 +740,6 @@
         <w:rPr>
           <w:rFonts w:ascii="宋体" w:eastAsia="宋体" w:hAnsi="宋体" w:hint="eastAsia"/>
         </w:rPr>
-        <w:lastRenderedPageBreak/>
         <w:t>关于认知局限性，</w:t>
       </w:r>
       <w:r>
@@ -507,7 +863,14 @@
         <w:rPr>
           <w:rFonts w:ascii="宋体" w:eastAsia="宋体" w:hAnsi="宋体" w:hint="eastAsia"/>
         </w:rPr>
-        <w:t>和城市还是有很大的差距，比如夏天没有空调，温度很高的情况下，不容易安静下来学习。</w:t>
+        <w:t>和城市还是有很大的差距，比如夏天没</w:t>
+      </w:r>
+      <w:r>
+        <w:rPr>
+          <w:rFonts w:ascii="宋体" w:eastAsia="宋体" w:hAnsi="宋体" w:hint="eastAsia"/>
+        </w:rPr>
+        <w:lastRenderedPageBreak/>
+        <w:t>有空调，温度很高的情况下，不容易安静下来学习。</w:t>
       </w:r>
       <w:r>
         <w:rPr>
@@ -1373,7 +1736,6 @@
   <w:style w:type="character" w:default="1" w:styleId="a0">
     <w:name w:val="Default Paragraph Font"/>
     <w:uiPriority w:val="1"/>
-    <w:semiHidden/>
     <w:unhideWhenUsed/>
   </w:style>
   <w:style w:type="table" w:default="1" w:styleId="a1">
@@ -1751,6 +2113,33 @@
     <w:rPr>
       <w:sz w:val="18"/>
       <w:szCs w:val="18"/>
+    </w:rPr>
+  </w:style>
+  <w:style w:type="paragraph" w:styleId="HTML">
+    <w:name w:val="HTML Preformatted"/>
+    <w:basedOn w:val="a"/>
+    <w:link w:val="HTML0"/>
+    <w:uiPriority w:val="99"/>
+    <w:semiHidden/>
+    <w:unhideWhenUsed/>
+    <w:rsid w:val="00DE0F90"/>
+    <w:rPr>
+      <w:rFonts w:ascii="Courier New" w:hAnsi="Courier New" w:cs="Courier New"/>
+      <w:sz w:val="20"/>
+      <w:szCs w:val="20"/>
+    </w:rPr>
+  </w:style>
+  <w:style w:type="character" w:customStyle="1" w:styleId="HTML0">
+    <w:name w:val="HTML 预设格式 字符"/>
+    <w:basedOn w:val="a0"/>
+    <w:link w:val="HTML"/>
+    <w:uiPriority w:val="99"/>
+    <w:semiHidden/>
+    <w:rsid w:val="00DE0F90"/>
+    <w:rPr>
+      <w:rFonts w:ascii="Courier New" w:hAnsi="Courier New" w:cs="Courier New"/>
+      <w:sz w:val="20"/>
+      <w:szCs w:val="20"/>
     </w:rPr>
   </w:style>
 </w:styles>
